--- a/templates/documents/CONTRATOS CIVILES/CONTRATOS AUTENTICOS/ESTADO CIVIL/NOTORIEDAD DE SUPERVIVENCIA O FE DE VIDA.docx
+++ b/templates/documents/CONTRATOS CIVILES/CONTRATOS AUTENTICOS/ESTADO CIVIL/NOTORIEDAD DE SUPERVIVENCIA O FE DE VIDA.docx
@@ -4,408 +4,1097 @@
   <w:body>
     <w:p>
       <w:pPr>
+        <w:spacing w:after="0" w:line="240" w:lineRule="auto"/>
+        <w:jc w:val="center"/>
+        <w:rPr>
+          <w:rFonts w:ascii="Abadi" w:hAnsi="Abadi"/>
+          <w:b/>
+          <w:bCs/>
+        </w:rPr>
+      </w:pPr>
+      <w:r>
+        <w:rPr>
+          <w:rFonts w:ascii="Abadi" w:hAnsi="Abadi" w:cs="Arial"/>
+          <w:noProof/>
+          <w:sz w:val="28"/>
+          <w:szCs w:val="28"/>
+          <w:lang w:eastAsia="es-DO"/>
+        </w:rPr>
+        <w:drawing>
+          <wp:anchor distT="0" distB="0" distL="114300" distR="114300" simplePos="0" relativeHeight="251659264" behindDoc="0" locked="0" layoutInCell="1" allowOverlap="1" wp14:anchorId="1FA3A842" wp14:editId="004C02AC">
+            <wp:simplePos x="0" y="0"/>
+            <wp:positionH relativeFrom="margin">
+              <wp:posOffset>2213573</wp:posOffset>
+            </wp:positionH>
+            <wp:positionV relativeFrom="paragraph">
+              <wp:posOffset>-728804</wp:posOffset>
+            </wp:positionV>
+            <wp:extent cx="866692" cy="715010"/>
+            <wp:effectExtent l="0" t="0" r="0" b="8890"/>
+            <wp:wrapNone/>
+            <wp:docPr id="3" name="Imagen 3" descr="Resultado de imagen para balanza de la justicia png | Balanza de la  justicia, Simbolo de la justicia, Balanza"/>
+            <wp:cNvGraphicFramePr>
+              <a:graphicFrameLocks xmlns:a="http://schemas.openxmlformats.org/drawingml/2006/main" noChangeAspect="1"/>
+            </wp:cNvGraphicFramePr>
+            <a:graphic xmlns:a="http://schemas.openxmlformats.org/drawingml/2006/main">
+              <a:graphicData uri="http://schemas.openxmlformats.org/drawingml/2006/picture">
+                <pic:pic xmlns:pic="http://schemas.openxmlformats.org/drawingml/2006/picture">
+                  <pic:nvPicPr>
+                    <pic:cNvPr id="0" name="Picture 3" descr="Resultado de imagen para balanza de la justicia png | Balanza de la  justicia, Simbolo de la justicia, Balanza"/>
+                    <pic:cNvPicPr>
+                      <a:picLocks noChangeAspect="1" noChangeArrowheads="1"/>
+                    </pic:cNvPicPr>
+                  </pic:nvPicPr>
+                  <pic:blipFill>
+                    <a:blip r:embed="rId7" cstate="print">
+                      <a:duotone>
+                        <a:schemeClr val="accent1">
+                          <a:shade val="45000"/>
+                          <a:satMod val="135000"/>
+                        </a:schemeClr>
+                        <a:prstClr val="white"/>
+                      </a:duotone>
+                      <a:extLst>
+                        <a:ext uri="{BEBA8EAE-BF5A-486C-A8C5-ECC9F3942E4B}">
+                          <a14:imgProps xmlns:a14="http://schemas.microsoft.com/office/drawing/2010/main">
+                            <a14:imgLayer r:embed="rId8">
+                              <a14:imgEffect>
+                                <a14:sharpenSoften amount="50000"/>
+                              </a14:imgEffect>
+                            </a14:imgLayer>
+                          </a14:imgProps>
+                        </a:ext>
+                        <a:ext uri="{28A0092B-C50C-407E-A947-70E740481C1C}">
+                          <a14:useLocalDpi xmlns:a14="http://schemas.microsoft.com/office/drawing/2010/main" val="0"/>
+                        </a:ext>
+                      </a:extLst>
+                    </a:blip>
+                    <a:srcRect/>
+                    <a:stretch>
+                      <a:fillRect/>
+                    </a:stretch>
+                  </pic:blipFill>
+                  <pic:spPr bwMode="auto">
+                    <a:xfrm>
+                      <a:off x="0" y="0"/>
+                      <a:ext cx="866692" cy="715010"/>
+                    </a:xfrm>
+                    <a:prstGeom prst="rect">
+                      <a:avLst/>
+                    </a:prstGeom>
+                    <a:noFill/>
+                    <a:ln>
+                      <a:noFill/>
+                    </a:ln>
+                  </pic:spPr>
+                </pic:pic>
+              </a:graphicData>
+            </a:graphic>
+            <wp14:sizeRelH relativeFrom="page">
+              <wp14:pctWidth>0</wp14:pctWidth>
+            </wp14:sizeRelH>
+            <wp14:sizeRelV relativeFrom="page">
+              <wp14:pctHeight>0</wp14:pctHeight>
+            </wp14:sizeRelV>
+          </wp:anchor>
+        </w:drawing>
+      </w:r>
+      <w:r>
+        <w:rPr>
+          <w:rFonts w:ascii="Abadi" w:hAnsi="Abadi"/>
+          <w:b/>
+          <w:bCs/>
+        </w:rPr>
+        <w:t>ACTO DE NOTORIEDAD DE SUPERVIVENCIA / FE DE VIDA</w:t>
+      </w:r>
+    </w:p>
+    <w:p>
+      <w:pPr>
+        <w:spacing w:after="0" w:line="240" w:lineRule="auto"/>
         <w:jc w:val="both"/>
-      </w:pPr>
-      <w:r>
-        <w:t xml:space="preserve">El </w:t>
-      </w:r>
-      <w:r>
-        <w:rPr>
-          <w:b/>
-          <w:bCs/>
-        </w:rPr>
-        <w:t>Acto de Notoriedad de Supervivencia</w:t>
-      </w:r>
-      <w:r>
-        <w:t xml:space="preserve"> (también conocido como </w:t>
-      </w:r>
-      <w:r>
-        <w:rPr>
-          <w:b/>
-          <w:bCs/>
-        </w:rPr>
-        <w:t>Fe de Vida</w:t>
-      </w:r>
-      <w:r>
-        <w:t>) es el documento legal utilizado en la República Dominicana para certificar que una persona se encuentra viva. Es un requisito indispensable para pensionados, especialmente aquellos que cobran desde el exterior o a través de cajas de pensiones como Hacienda, el IDSS o cuerpos castrenses.</w:t>
-      </w:r>
-    </w:p>
-    <w:p>
-      <w:pPr>
+        <w:rPr>
+          <w:rFonts w:ascii="Abadi" w:hAnsi="Abadi"/>
+        </w:rPr>
+      </w:pPr>
+    </w:p>
+    <w:p>
+      <w:pPr>
+        <w:spacing w:after="0" w:line="240" w:lineRule="auto"/>
         <w:jc w:val="both"/>
-      </w:pPr>
-      <w:r>
-        <w:t xml:space="preserve">Este modelo está actualizado conforme a la </w:t>
-      </w:r>
-      <w:r>
-        <w:rPr>
-          <w:b/>
-          <w:bCs/>
-        </w:rPr>
-        <w:t>Ley No. 140-15 del Notariado</w:t>
-      </w:r>
-      <w:r>
-        <w:t xml:space="preserve"> y cumple con los estándares exigidos por la </w:t>
-      </w:r>
-      <w:r>
-        <w:rPr>
-          <w:b/>
-          <w:bCs/>
-        </w:rPr>
-        <w:t>Dirección General de Jubilaciones y Pensiones (DGJP)</w:t>
-      </w:r>
-      <w:r>
-        <w:t>.</w:t>
-      </w:r>
-    </w:p>
-    <w:p>
-      <w:pPr>
+        <w:rPr>
+          <w:rFonts w:ascii="Abadi" w:hAnsi="Abadi"/>
+        </w:rPr>
+      </w:pPr>
+      <w:r>
+        <w:rPr>
+          <w:rFonts w:ascii="Abadi" w:hAnsi="Abadi"/>
+        </w:rPr>
+        <w:t>ACTO NÚMERO {{NUMERO_ACTO_AUTENTICO}</w:t>
+      </w:r>
+      <w:proofErr w:type="gramStart"/>
+      <w:r>
+        <w:rPr>
+          <w:rFonts w:ascii="Abadi" w:hAnsi="Abadi"/>
+        </w:rPr>
+        <w:t>}.-</w:t>
+      </w:r>
+      <w:proofErr w:type="gramEnd"/>
+    </w:p>
+    <w:p>
+      <w:pPr>
+        <w:spacing w:after="0" w:line="240" w:lineRule="auto"/>
         <w:jc w:val="both"/>
-      </w:pPr>
-      <w:r>
-        <w:pict w14:anchorId="44A64046">
-          <v:rect id="_x0000_i1077" style="width:0;height:1.5pt" o:hralign="center" o:hrstd="t" o:hr="t" fillcolor="#a0a0a0" stroked="f"/>
-        </w:pict>
-      </w:r>
-    </w:p>
-    <w:p>
-      <w:pPr>
+        <w:rPr>
+          <w:rFonts w:ascii="Abadi" w:hAnsi="Abadi"/>
+        </w:rPr>
+      </w:pPr>
+    </w:p>
+    <w:p>
+      <w:pPr>
+        <w:spacing w:after="0" w:line="240" w:lineRule="auto"/>
         <w:jc w:val="both"/>
         <w:rPr>
-          <w:b/>
-          <w:bCs/>
-        </w:rPr>
-      </w:pPr>
-      <w:r>
-        <w:rPr>
-          <w:b/>
-          <w:bCs/>
-        </w:rPr>
-        <w:t>ACTO NÚMERO [_______</w:t>
+          <w:rFonts w:ascii="Abadi" w:hAnsi="Abadi"/>
+        </w:rPr>
+      </w:pPr>
+      <w:r>
+        <w:rPr>
+          <w:rFonts w:ascii="Abadi" w:hAnsi="Abadi"/>
+        </w:rPr>
+        <w:t xml:space="preserve">En la ciudad de {{CIUDAD_FIRMA}}, República Dominicana, hoy día {{DIA_TEXTO}} del mes de {{MES_TEXTO}} del año {{AÑO_TEXTO}} ({{AÑO_NUMERO}}); por ante mí, {{TRATAMIENTO_NOTARIO}} </w:t>
+      </w:r>
+      <w:r>
+        <w:rPr>
+          <w:rFonts w:ascii="Abadi" w:hAnsi="Abadi"/>
+          <w:b/>
+          <w:bCs/>
+        </w:rPr>
+        <w:t>{{NOMBRE_NOTARIO}},</w:t>
+      </w:r>
+      <w:r>
+        <w:rPr>
+          <w:rFonts w:ascii="Abadi" w:hAnsi="Abadi"/>
+        </w:rPr>
+        <w:t xml:space="preserve"> de nacionalidad dominicana, mayor de edad, Abogado Notario Público de los del número del {{MUNICIPIO_NOTARIO}}, titular de la Cédula No. {{DOCUMENTO IDENTIDAD_NOTARIO}}, con </w:t>
       </w:r>
       <w:proofErr w:type="gramStart"/>
       <w:r>
         <w:rPr>
-          <w:b/>
-          <w:bCs/>
-        </w:rPr>
-        <w:t>].-</w:t>
+          <w:rFonts w:ascii="Abadi" w:hAnsi="Abadi"/>
+        </w:rPr>
+        <w:t>carnet</w:t>
       </w:r>
       <w:proofErr w:type="gramEnd"/>
       <w:r>
         <w:rPr>
-          <w:b/>
-          <w:bCs/>
-        </w:rPr>
-        <w:t xml:space="preserve"> (ACTO DE NOTORIEDAD DE SUPERVIVENCIA / FE DE VIDA)</w:t>
-      </w:r>
-    </w:p>
-    <w:p>
-      <w:pPr>
+          <w:rFonts w:ascii="Abadi" w:hAnsi="Abadi"/>
+        </w:rPr>
+        <w:t xml:space="preserve"> del Colegio de Notarios No. {{MATRICULA_NOTARIO}} y estudio profesional abierto en {{DIRECCION O DOMICILIO_NOTARIO}}; </w:t>
+      </w:r>
+      <w:r>
+        <w:rPr>
+          <w:rFonts w:ascii="Abadi" w:hAnsi="Abadi"/>
+          <w:b/>
+          <w:bCs/>
+        </w:rPr>
+        <w:t>HA COMPARECIDO</w:t>
+      </w:r>
+      <w:r>
+        <w:rPr>
+          <w:rFonts w:ascii="Abadi" w:hAnsi="Abadi"/>
+        </w:rPr>
+        <w:t xml:space="preserve"> de manera </w:t>
+      </w:r>
+      <w:r>
+        <w:rPr>
+          <w:rFonts w:ascii="Abadi" w:hAnsi="Abadi"/>
+          <w:b/>
+          <w:bCs/>
+        </w:rPr>
+        <w:t>LIBRE Y VOLUNTARIA</w:t>
+      </w:r>
+      <w:r>
+        <w:rPr>
+          <w:rFonts w:ascii="Abadi" w:hAnsi="Abadi"/>
+        </w:rPr>
+        <w:t>:</w:t>
+      </w:r>
+      <w:r>
+        <w:rPr>
+          <w:rFonts w:ascii="Abadi" w:hAnsi="Abadi"/>
+        </w:rPr>
+        <w:t xml:space="preserve"> </w:t>
+      </w:r>
+      <w:r>
+        <w:rPr>
+          <w:rFonts w:ascii="Abadi" w:hAnsi="Abadi"/>
+        </w:rPr>
+        <w:t xml:space="preserve">{{TRATAMIENTO_INTERESADO}} {{NOMBRE_INTERESADO}}, de nacionalidad {{NACIONALIDAD_INTERESADO}}, mayor de edad, titular de la Cédula de Identidad y Electoral No. {{DOCUMENTO IDENTIDAD_INTERESADO}}, domiciliado y residente en {{DIRECCION O DOMICILIO_INTERESADO}}, quien para los fines del presente acto se denominará </w:t>
+      </w:r>
+      <w:r>
+        <w:rPr>
+          <w:rFonts w:ascii="Abadi" w:hAnsi="Abadi"/>
+          <w:b/>
+          <w:bCs/>
+        </w:rPr>
+        <w:t>EL COMPARECIENTE.</w:t>
+      </w:r>
+    </w:p>
+    <w:p>
+      <w:pPr>
+        <w:spacing w:after="0" w:line="240" w:lineRule="auto"/>
         <w:jc w:val="both"/>
-      </w:pPr>
-      <w:r>
-        <w:t xml:space="preserve">En la ciudad de [Ciudad], República Dominicana, hoy día [Día] del mes de [Mes] del año 2026; por ante mí, </w:t>
-      </w:r>
-      <w:r>
-        <w:rPr>
-          <w:b/>
-          <w:bCs/>
-        </w:rPr>
-        <w:t>[NOMBRE DEL NOTARIO]</w:t>
-      </w:r>
-      <w:r>
-        <w:t xml:space="preserve">, dominicano, mayor de edad, Abogado Notario Público de los del número del [Distrito Nacional / Municipio], titular de la Cédula No. [Número], con </w:t>
+        <w:rPr>
+          <w:rFonts w:ascii="Abadi" w:hAnsi="Abadi"/>
+        </w:rPr>
+      </w:pPr>
+    </w:p>
+    <w:p>
+      <w:pPr>
+        <w:spacing w:after="0" w:line="240" w:lineRule="auto"/>
+        <w:jc w:val="both"/>
+        <w:rPr>
+          <w:rFonts w:ascii="Abadi" w:hAnsi="Abadi"/>
+        </w:rPr>
+      </w:pPr>
+      <w:r>
+        <w:rPr>
+          <w:rFonts w:ascii="Abadi" w:hAnsi="Abadi"/>
+        </w:rPr>
+        <w:t>Asimismo, comparecen los señores (Testigos):</w:t>
+      </w:r>
+      <w:r>
+        <w:rPr>
+          <w:rFonts w:ascii="Abadi" w:hAnsi="Abadi"/>
+        </w:rPr>
+        <w:t xml:space="preserve"> </w:t>
+      </w:r>
+      <w:r>
+        <w:rPr>
+          <w:rFonts w:ascii="Abadi" w:hAnsi="Abadi"/>
+        </w:rPr>
+        <w:t xml:space="preserve">1- </w:t>
+      </w:r>
+      <w:r>
+        <w:rPr>
+          <w:rFonts w:ascii="Abadi" w:hAnsi="Abadi"/>
+          <w:b/>
+          <w:bCs/>
+        </w:rPr>
+        <w:t>{{NOMBRE_TESTIGO 1}},</w:t>
+      </w:r>
+      <w:r>
+        <w:rPr>
+          <w:rFonts w:ascii="Abadi" w:hAnsi="Abadi"/>
+        </w:rPr>
+        <w:t xml:space="preserve"> titular de la Cédula {{DOCUMENTO IDENTIDAD_TESTIGO 1}}.</w:t>
+      </w:r>
+      <w:r>
+        <w:rPr>
+          <w:rFonts w:ascii="Abadi" w:hAnsi="Abadi"/>
+        </w:rPr>
+        <w:t xml:space="preserve">; </w:t>
+      </w:r>
+      <w:r>
+        <w:rPr>
+          <w:rFonts w:ascii="Abadi" w:hAnsi="Abadi"/>
+        </w:rPr>
+        <w:t xml:space="preserve">2- </w:t>
+      </w:r>
+      <w:r>
+        <w:rPr>
+          <w:rFonts w:ascii="Abadi" w:hAnsi="Abadi"/>
+        </w:rPr>
+        <w:t>{{NOMBRE_TESTIGO 2}}, titular de la Cédula {{DOCUMENTO IDENTIDAD_TESTIGO 2}}</w:t>
+      </w:r>
+      <w:r>
+        <w:rPr>
+          <w:rFonts w:ascii="Abadi" w:hAnsi="Abadi"/>
+        </w:rPr>
+        <w:t xml:space="preserve">; y 3- </w:t>
+      </w:r>
+      <w:r>
+        <w:rPr>
+          <w:rFonts w:ascii="Abadi" w:hAnsi="Abadi"/>
+          <w:b/>
+          <w:bCs/>
+        </w:rPr>
+        <w:t>{{NOMBRE_TESTIGO 3}},</w:t>
+      </w:r>
+      <w:r>
+        <w:rPr>
+          <w:rFonts w:ascii="Abadi" w:hAnsi="Abadi"/>
+        </w:rPr>
+        <w:t xml:space="preserve"> titular de la Cédula {{DOCUMENTO IDENTIDAD_TESTIGO 3}}.</w:t>
+      </w:r>
+    </w:p>
+    <w:p>
+      <w:pPr>
+        <w:spacing w:after="0" w:line="240" w:lineRule="auto"/>
+        <w:jc w:val="both"/>
+        <w:rPr>
+          <w:rFonts w:ascii="Abadi" w:hAnsi="Abadi"/>
+        </w:rPr>
+      </w:pPr>
+    </w:p>
+    <w:p>
+      <w:pPr>
+        <w:spacing w:after="0" w:line="240" w:lineRule="auto"/>
+        <w:jc w:val="both"/>
+        <w:rPr>
+          <w:rFonts w:ascii="Abadi" w:hAnsi="Abadi"/>
+        </w:rPr>
+      </w:pPr>
+      <w:r>
+        <w:rPr>
+          <w:rFonts w:ascii="Abadi" w:hAnsi="Abadi"/>
+        </w:rPr>
+        <w:t>LOS COMPARECIENTES, testigos requeridos al efecto, previa declaración jurada de decir la verdad, me han manifestado de manera unánime lo siguiente:</w:t>
+      </w:r>
+    </w:p>
+    <w:p>
+      <w:pPr>
+        <w:spacing w:after="0" w:line="240" w:lineRule="auto"/>
+        <w:jc w:val="both"/>
+        <w:rPr>
+          <w:rFonts w:ascii="Abadi" w:hAnsi="Abadi"/>
+        </w:rPr>
+      </w:pPr>
+    </w:p>
+    <w:p>
+      <w:pPr>
+        <w:spacing w:after="0" w:line="240" w:lineRule="auto"/>
+        <w:jc w:val="center"/>
+        <w:rPr>
+          <w:rFonts w:ascii="Abadi" w:hAnsi="Abadi"/>
+          <w:b/>
+          <w:bCs/>
+        </w:rPr>
+      </w:pPr>
+      <w:r>
+        <w:rPr>
+          <w:rFonts w:ascii="Abadi" w:hAnsi="Abadi"/>
+          <w:b/>
+          <w:bCs/>
+        </w:rPr>
+        <w:t>C</w:t>
+      </w:r>
+      <w:r>
+        <w:rPr>
+          <w:rFonts w:ascii="Abadi" w:hAnsi="Abadi"/>
+          <w:b/>
+          <w:bCs/>
+        </w:rPr>
+        <w:t xml:space="preserve"> </w:t>
+      </w:r>
+      <w:r>
+        <w:rPr>
+          <w:rFonts w:ascii="Abadi" w:hAnsi="Abadi"/>
+          <w:b/>
+          <w:bCs/>
+        </w:rPr>
+        <w:t>L</w:t>
+      </w:r>
+      <w:r>
+        <w:rPr>
+          <w:rFonts w:ascii="Abadi" w:hAnsi="Abadi"/>
+          <w:b/>
+          <w:bCs/>
+        </w:rPr>
+        <w:t xml:space="preserve"> </w:t>
+      </w:r>
+      <w:proofErr w:type="spellStart"/>
+      <w:r>
+        <w:rPr>
+          <w:rFonts w:ascii="Abadi" w:hAnsi="Abadi"/>
+          <w:b/>
+          <w:bCs/>
+        </w:rPr>
+        <w:t>Á</w:t>
+      </w:r>
+      <w:proofErr w:type="spellEnd"/>
+      <w:r>
+        <w:rPr>
+          <w:rFonts w:ascii="Abadi" w:hAnsi="Abadi"/>
+          <w:b/>
+          <w:bCs/>
+        </w:rPr>
+        <w:t xml:space="preserve"> </w:t>
+      </w:r>
+      <w:r>
+        <w:rPr>
+          <w:rFonts w:ascii="Abadi" w:hAnsi="Abadi"/>
+          <w:b/>
+          <w:bCs/>
+        </w:rPr>
+        <w:t>U</w:t>
+      </w:r>
+      <w:r>
+        <w:rPr>
+          <w:rFonts w:ascii="Abadi" w:hAnsi="Abadi"/>
+          <w:b/>
+          <w:bCs/>
+        </w:rPr>
+        <w:t xml:space="preserve"> </w:t>
+      </w:r>
+      <w:r>
+        <w:rPr>
+          <w:rFonts w:ascii="Abadi" w:hAnsi="Abadi"/>
+          <w:b/>
+          <w:bCs/>
+        </w:rPr>
+        <w:t>S</w:t>
+      </w:r>
+      <w:r>
+        <w:rPr>
+          <w:rFonts w:ascii="Abadi" w:hAnsi="Abadi"/>
+          <w:b/>
+          <w:bCs/>
+        </w:rPr>
+        <w:t xml:space="preserve"> </w:t>
+      </w:r>
+      <w:r>
+        <w:rPr>
+          <w:rFonts w:ascii="Abadi" w:hAnsi="Abadi"/>
+          <w:b/>
+          <w:bCs/>
+        </w:rPr>
+        <w:t>U</w:t>
+      </w:r>
+      <w:r>
+        <w:rPr>
+          <w:rFonts w:ascii="Abadi" w:hAnsi="Abadi"/>
+          <w:b/>
+          <w:bCs/>
+        </w:rPr>
+        <w:t xml:space="preserve"> </w:t>
+      </w:r>
+      <w:r>
+        <w:rPr>
+          <w:rFonts w:ascii="Abadi" w:hAnsi="Abadi"/>
+          <w:b/>
+          <w:bCs/>
+        </w:rPr>
+        <w:t>L</w:t>
+      </w:r>
+      <w:r>
+        <w:rPr>
+          <w:rFonts w:ascii="Abadi" w:hAnsi="Abadi"/>
+          <w:b/>
+          <w:bCs/>
+        </w:rPr>
+        <w:t xml:space="preserve"> </w:t>
+      </w:r>
+      <w:r>
+        <w:rPr>
+          <w:rFonts w:ascii="Abadi" w:hAnsi="Abadi"/>
+          <w:b/>
+          <w:bCs/>
+        </w:rPr>
+        <w:t>A</w:t>
+      </w:r>
+      <w:r>
+        <w:rPr>
+          <w:rFonts w:ascii="Abadi" w:hAnsi="Abadi"/>
+          <w:b/>
+          <w:bCs/>
+        </w:rPr>
+        <w:t xml:space="preserve"> </w:t>
+      </w:r>
+      <w:r>
+        <w:rPr>
+          <w:rFonts w:ascii="Abadi" w:hAnsi="Abadi"/>
+          <w:b/>
+          <w:bCs/>
+        </w:rPr>
+        <w:t>S</w:t>
+      </w:r>
+      <w:r>
+        <w:rPr>
+          <w:rFonts w:ascii="Abadi" w:hAnsi="Abadi"/>
+          <w:b/>
+          <w:bCs/>
+        </w:rPr>
+        <w:t>:</w:t>
+      </w:r>
+    </w:p>
+    <w:p>
+      <w:pPr>
+        <w:spacing w:after="0" w:line="240" w:lineRule="auto"/>
+        <w:jc w:val="both"/>
+        <w:rPr>
+          <w:rFonts w:ascii="Abadi" w:hAnsi="Abadi"/>
+        </w:rPr>
+      </w:pPr>
+    </w:p>
+    <w:p>
+      <w:pPr>
+        <w:spacing w:after="0" w:line="240" w:lineRule="auto"/>
+        <w:jc w:val="both"/>
+        <w:rPr>
+          <w:rFonts w:ascii="Abadi" w:hAnsi="Abadi"/>
+        </w:rPr>
+      </w:pPr>
+      <w:r>
+        <w:rPr>
+          <w:rFonts w:ascii="Abadi" w:hAnsi="Abadi"/>
+          <w:b/>
+          <w:bCs/>
+        </w:rPr>
+        <w:t>PRIMERA</w:t>
+      </w:r>
+      <w:r>
+        <w:rPr>
+          <w:rFonts w:ascii="Abadi" w:hAnsi="Abadi"/>
+        </w:rPr>
+        <w:t xml:space="preserve">: </w:t>
+      </w:r>
+      <w:r>
+        <w:rPr>
+          <w:rFonts w:ascii="Abadi" w:hAnsi="Abadi"/>
+          <w:b/>
+          <w:bCs/>
+        </w:rPr>
+        <w:t>DECLARACIÓN DE SUPERVIVENCIA</w:t>
+      </w:r>
+      <w:r>
+        <w:rPr>
+          <w:rFonts w:ascii="Abadi" w:hAnsi="Abadi"/>
+        </w:rPr>
+        <w:t>. Los testigos comparecientes, previa declaración jurada de decir la verdad, declaran de manera unánime que les consta de manera personal y por el trato frecuente que mantienen con {{TRATAMIENTO_INTERESADO}} {{NOMBRE_INTERESADO}}, que este SE ENCUENTRA CON VIDA y en plenas facultades a la fecha de instrumentación del presente acto.</w:t>
+      </w:r>
+    </w:p>
+    <w:p>
+      <w:pPr>
+        <w:spacing w:after="0" w:line="240" w:lineRule="auto"/>
+        <w:jc w:val="both"/>
+        <w:rPr>
+          <w:rFonts w:ascii="Abadi" w:hAnsi="Abadi"/>
+        </w:rPr>
+      </w:pPr>
+    </w:p>
+    <w:p>
+      <w:pPr>
+        <w:spacing w:after="0" w:line="240" w:lineRule="auto"/>
+        <w:jc w:val="both"/>
+        <w:rPr>
+          <w:rFonts w:ascii="Abadi" w:hAnsi="Abadi"/>
+        </w:rPr>
+      </w:pPr>
+      <w:r>
+        <w:rPr>
+          <w:rFonts w:ascii="Abadi" w:hAnsi="Abadi"/>
+          <w:b/>
+          <w:bCs/>
+        </w:rPr>
+        <w:t>SEGUNDA</w:t>
+      </w:r>
+      <w:r>
+        <w:rPr>
+          <w:rFonts w:ascii="Abadi" w:hAnsi="Abadi"/>
+        </w:rPr>
+        <w:t xml:space="preserve">: </w:t>
+      </w:r>
+      <w:r>
+        <w:rPr>
+          <w:rFonts w:ascii="Abadi" w:hAnsi="Abadi"/>
+          <w:b/>
+          <w:bCs/>
+        </w:rPr>
+        <w:t>OBJETO DEL ACTO. EL COMPARECIENTE</w:t>
+      </w:r>
+      <w:r>
+        <w:rPr>
+          <w:rFonts w:ascii="Abadi" w:hAnsi="Abadi"/>
+        </w:rPr>
+        <w:t xml:space="preserve"> manifiesta que el presente acto de fe de vida se instrumenta con el único propósito de ser depositado ante {{INSTITUCION_DIRIGIDA_FE_VIDA}}, a los fines de acreditar su supervivencia y así poder continuar percibiendo los beneficios de su pensión o haberes correspondientes.</w:t>
+      </w:r>
+    </w:p>
+    <w:p>
+      <w:pPr>
+        <w:spacing w:after="0" w:line="240" w:lineRule="auto"/>
+        <w:jc w:val="both"/>
+        <w:rPr>
+          <w:rFonts w:ascii="Abadi" w:hAnsi="Abadi"/>
+          <w:b/>
+          <w:bCs/>
+        </w:rPr>
+      </w:pPr>
+    </w:p>
+    <w:p>
+      <w:pPr>
+        <w:spacing w:after="0" w:line="240" w:lineRule="auto"/>
+        <w:jc w:val="both"/>
+        <w:rPr>
+          <w:rFonts w:ascii="Abadi" w:hAnsi="Abadi"/>
+        </w:rPr>
+      </w:pPr>
+      <w:r>
+        <w:rPr>
+          <w:rFonts w:ascii="Abadi" w:hAnsi="Abadi"/>
+          <w:b/>
+          <w:bCs/>
+        </w:rPr>
+        <w:t>TERCERA: RESIDENCIA.</w:t>
+      </w:r>
+      <w:r>
+        <w:rPr>
+          <w:rFonts w:ascii="Abadi" w:hAnsi="Abadi"/>
+        </w:rPr>
+        <w:t xml:space="preserve"> </w:t>
+      </w:r>
+      <w:r>
+        <w:rPr>
+          <w:rFonts w:ascii="Abadi" w:hAnsi="Abadi"/>
+          <w:b/>
+          <w:bCs/>
+        </w:rPr>
+        <w:t>EL COMPARECIENTE</w:t>
+      </w:r>
+      <w:r>
+        <w:rPr>
+          <w:rFonts w:ascii="Abadi" w:hAnsi="Abadi"/>
+        </w:rPr>
+        <w:t xml:space="preserve"> ratifica bajo la fe del juramento que su domicilio real y actual es el indicado en el encabezado de este acto.</w:t>
+      </w:r>
+    </w:p>
+    <w:p>
+      <w:pPr>
+        <w:spacing w:after="0" w:line="240" w:lineRule="auto"/>
+        <w:jc w:val="both"/>
+        <w:rPr>
+          <w:rFonts w:ascii="Abadi" w:hAnsi="Abadi"/>
+        </w:rPr>
+      </w:pPr>
+    </w:p>
+    <w:p>
+      <w:pPr>
+        <w:spacing w:after="0" w:line="240" w:lineRule="auto"/>
+        <w:jc w:val="both"/>
+        <w:rPr>
+          <w:rFonts w:ascii="Abadi" w:hAnsi="Abadi"/>
+        </w:rPr>
+      </w:pPr>
+      <w:r>
+        <w:rPr>
+          <w:rFonts w:ascii="Abadi" w:hAnsi="Abadi"/>
+          <w:b/>
+          <w:bCs/>
+        </w:rPr>
+        <w:t>CUARTA</w:t>
+      </w:r>
+      <w:r>
+        <w:rPr>
+          <w:rFonts w:ascii="Abadi" w:hAnsi="Abadi"/>
+        </w:rPr>
+        <w:t xml:space="preserve">: </w:t>
+      </w:r>
+      <w:r>
+        <w:rPr>
+          <w:rFonts w:ascii="Abadi" w:hAnsi="Abadi"/>
+          <w:b/>
+          <w:bCs/>
+        </w:rPr>
+        <w:t>PENALIDAD POR PERJURIO</w:t>
+      </w:r>
+      <w:r>
+        <w:rPr>
+          <w:rFonts w:ascii="Abadi" w:hAnsi="Abadi"/>
+        </w:rPr>
+        <w:t>. Los testigos declaran estar conscientes de que el falso testimonio ante un Notario Público conlleva las penas de prisión y multas establecidas en el Código Penal Dominicano.</w:t>
+      </w:r>
+    </w:p>
+    <w:p>
+      <w:pPr>
+        <w:spacing w:after="0" w:line="240" w:lineRule="auto"/>
+        <w:jc w:val="both"/>
+        <w:rPr>
+          <w:rFonts w:ascii="Abadi" w:hAnsi="Abadi"/>
+        </w:rPr>
+      </w:pPr>
+    </w:p>
+    <w:p>
+      <w:pPr>
+        <w:spacing w:after="0" w:line="240" w:lineRule="auto"/>
+        <w:jc w:val="both"/>
+        <w:rPr>
+          <w:rFonts w:ascii="Abadi" w:hAnsi="Abadi"/>
+          <w:b/>
+          <w:bCs/>
+        </w:rPr>
+      </w:pPr>
+      <w:r>
+        <w:rPr>
+          <w:rFonts w:ascii="Abadi" w:hAnsi="Abadi"/>
+          <w:b/>
+          <w:bCs/>
+        </w:rPr>
+        <w:t>HECHO Y PASADO POR ANTE MÍ</w:t>
+      </w:r>
+      <w:r>
+        <w:rPr>
+          <w:rFonts w:ascii="Abadi" w:hAnsi="Abadi"/>
+        </w:rPr>
+        <w:t xml:space="preserve">, en mi estudio profesional, el día y año antes indicados... Notario Público que </w:t>
+      </w:r>
+      <w:r>
+        <w:rPr>
+          <w:rFonts w:ascii="Abadi" w:hAnsi="Abadi"/>
+          <w:b/>
+          <w:bCs/>
+        </w:rPr>
+        <w:t>CERTIFICO Y DOY FE.</w:t>
+      </w:r>
+    </w:p>
+    <w:p>
+      <w:pPr>
+        <w:spacing w:after="0" w:line="240" w:lineRule="auto"/>
+        <w:jc w:val="both"/>
+        <w:rPr>
+          <w:rFonts w:ascii="Abadi" w:hAnsi="Abadi"/>
+        </w:rPr>
+      </w:pPr>
+    </w:p>
+    <w:p>
+      <w:pPr>
+        <w:spacing w:after="0" w:line="240" w:lineRule="auto"/>
+        <w:jc w:val="both"/>
+        <w:rPr>
+          <w:rFonts w:ascii="Abadi" w:hAnsi="Abadi"/>
+        </w:rPr>
+      </w:pPr>
+    </w:p>
+    <w:p>
+      <w:pPr>
+        <w:spacing w:after="0" w:line="240" w:lineRule="auto"/>
+        <w:jc w:val="both"/>
+        <w:rPr>
+          <w:rFonts w:ascii="Abadi" w:hAnsi="Abadi"/>
+        </w:rPr>
+      </w:pPr>
+    </w:p>
+    <w:p>
+      <w:pPr>
+        <w:spacing w:after="0" w:line="240" w:lineRule="auto"/>
+        <w:jc w:val="center"/>
+        <w:rPr>
+          <w:rFonts w:ascii="Abadi" w:hAnsi="Abadi"/>
+          <w:b/>
+          <w:bCs/>
+        </w:rPr>
+      </w:pPr>
+      <w:r>
+        <w:rPr>
+          <w:rFonts w:ascii="Abadi" w:hAnsi="Abadi"/>
+          <w:b/>
+          <w:bCs/>
+        </w:rPr>
+        <w:t>{{NOMBRE_INTERESADO}}</w:t>
+      </w:r>
+    </w:p>
+    <w:p>
+      <w:pPr>
+        <w:spacing w:after="0" w:line="240" w:lineRule="auto"/>
+        <w:jc w:val="center"/>
+        <w:rPr>
+          <w:rFonts w:ascii="Abadi" w:hAnsi="Abadi"/>
+        </w:rPr>
+      </w:pPr>
+      <w:r>
+        <w:rPr>
+          <w:rFonts w:ascii="Abadi" w:hAnsi="Abadi"/>
+        </w:rPr>
+        <w:t>EL COMPARECIENTE</w:t>
+      </w:r>
+    </w:p>
+    <w:p>
+      <w:pPr>
+        <w:spacing w:after="0" w:line="240" w:lineRule="auto"/>
+        <w:jc w:val="center"/>
+        <w:rPr>
+          <w:rFonts w:ascii="Abadi" w:hAnsi="Abadi"/>
+        </w:rPr>
+      </w:pPr>
+    </w:p>
+    <w:p>
+      <w:pPr>
+        <w:spacing w:after="0" w:line="240" w:lineRule="auto"/>
+        <w:jc w:val="center"/>
+        <w:rPr>
+          <w:rFonts w:ascii="Abadi" w:hAnsi="Abadi"/>
+        </w:rPr>
+      </w:pPr>
+    </w:p>
+    <w:p>
+      <w:pPr>
+        <w:spacing w:after="0" w:line="240" w:lineRule="auto"/>
+        <w:jc w:val="center"/>
+        <w:rPr>
+          <w:rFonts w:ascii="Abadi" w:hAnsi="Abadi"/>
+        </w:rPr>
+      </w:pPr>
+    </w:p>
+    <w:p>
+      <w:pPr>
+        <w:spacing w:after="0" w:line="240" w:lineRule="auto"/>
+        <w:jc w:val="center"/>
+        <w:rPr>
+          <w:rFonts w:ascii="Abadi" w:hAnsi="Abadi"/>
+          <w:b/>
+          <w:bCs/>
+        </w:rPr>
+      </w:pPr>
+      <w:r>
+        <w:rPr>
+          <w:rFonts w:ascii="Abadi" w:hAnsi="Abadi"/>
+          <w:b/>
+          <w:bCs/>
+        </w:rPr>
+        <w:t xml:space="preserve">{{NOMBRE_TESTIGO 1}} </w:t>
+      </w:r>
+      <w:r>
+        <w:rPr>
+          <w:rFonts w:ascii="Abadi" w:hAnsi="Abadi"/>
+          <w:b/>
+          <w:bCs/>
+        </w:rPr>
+        <w:tab/>
+      </w:r>
+      <w:r>
+        <w:rPr>
+          <w:rFonts w:ascii="Abadi" w:hAnsi="Abadi"/>
+          <w:b/>
+          <w:bCs/>
+        </w:rPr>
+        <w:t xml:space="preserve">{{NOMBRE_TESTIGO 2}} </w:t>
+      </w:r>
+      <w:r>
+        <w:rPr>
+          <w:rFonts w:ascii="Abadi" w:hAnsi="Abadi"/>
+          <w:b/>
+          <w:bCs/>
+        </w:rPr>
+        <w:tab/>
+      </w:r>
+      <w:r>
+        <w:rPr>
+          <w:rFonts w:ascii="Abadi" w:hAnsi="Abadi"/>
+          <w:b/>
+          <w:bCs/>
+        </w:rPr>
+        <w:t>{{NOMBRE_TESTIGO 3}}</w:t>
+      </w:r>
+    </w:p>
+    <w:p>
+      <w:pPr>
+        <w:spacing w:after="0" w:line="240" w:lineRule="auto"/>
+        <w:rPr>
+          <w:rFonts w:ascii="Abadi" w:hAnsi="Abadi"/>
+        </w:rPr>
+      </w:pPr>
+      <w:r>
+        <w:rPr>
+          <w:rFonts w:ascii="Abadi" w:hAnsi="Abadi"/>
+        </w:rPr>
+        <w:t xml:space="preserve">         </w:t>
+      </w:r>
+      <w:r>
+        <w:rPr>
+          <w:rFonts w:ascii="Abadi" w:hAnsi="Abadi"/>
+        </w:rPr>
+        <w:t xml:space="preserve">Testigo </w:t>
+      </w:r>
+      <w:r>
+        <w:rPr>
+          <w:rFonts w:ascii="Abadi" w:hAnsi="Abadi"/>
+        </w:rPr>
+        <w:tab/>
+      </w:r>
+      <w:r>
+        <w:rPr>
+          <w:rFonts w:ascii="Abadi" w:hAnsi="Abadi"/>
+        </w:rPr>
+        <w:tab/>
       </w:r>
       <w:proofErr w:type="gramStart"/>
       <w:r>
-        <w:t>carnet</w:t>
-      </w:r>
+        <w:rPr>
+          <w:rFonts w:ascii="Abadi" w:hAnsi="Abadi"/>
+        </w:rPr>
+        <w:tab/>
+        <w:t xml:space="preserve">  </w:t>
+      </w:r>
+      <w:proofErr w:type="spellStart"/>
+      <w:r>
+        <w:rPr>
+          <w:rFonts w:ascii="Abadi" w:hAnsi="Abadi"/>
+        </w:rPr>
+        <w:t>Testigo</w:t>
+      </w:r>
+      <w:proofErr w:type="spellEnd"/>
       <w:proofErr w:type="gramEnd"/>
       <w:r>
-        <w:t xml:space="preserve"> del Colegio de Notarios No. [Número] y estudio profesional abierto en la [Dirección]; </w:t>
-      </w:r>
-      <w:r>
-        <w:rPr>
-          <w:b/>
-          <w:bCs/>
-        </w:rPr>
-        <w:t>HA COMPARECIDO</w:t>
-      </w:r>
-      <w:r>
-        <w:t xml:space="preserve"> de manera libre y voluntaria el señor/a:</w:t>
-      </w:r>
-    </w:p>
-    <w:p>
-      <w:pPr>
-        <w:jc w:val="both"/>
-      </w:pPr>
-      <w:r>
-        <w:rPr>
-          <w:b/>
-          <w:bCs/>
-        </w:rPr>
-        <w:t>[NOMBRE DEL INTERESADO]</w:t>
-      </w:r>
-      <w:r>
-        <w:t xml:space="preserve">, dominicano, mayor de edad, [Estado Civil], titular de la Cédula de Identidad y Electoral No. [Número], domiciliado y residente en [Dirección completa], quien para los fines del presente acto se denominará </w:t>
-      </w:r>
-      <w:r>
-        <w:rPr>
-          <w:b/>
-          <w:bCs/>
-        </w:rPr>
-        <w:t>EL COMPARECIENTE</w:t>
-      </w:r>
-      <w:r>
-        <w:t>.</w:t>
-      </w:r>
-    </w:p>
-    <w:p>
-      <w:pPr>
-        <w:jc w:val="both"/>
-      </w:pPr>
-      <w:r>
-        <w:t>Asimismo, comparecen los señores (Testigos):</w:t>
-      </w:r>
-    </w:p>
-    <w:p>
-      <w:pPr>
-        <w:numPr>
-          <w:ilvl w:val="0"/>
-          <w:numId w:val="1"/>
-        </w:numPr>
-        <w:jc w:val="both"/>
-      </w:pPr>
-      <w:r>
-        <w:rPr>
-          <w:b/>
-          <w:bCs/>
-        </w:rPr>
-        <w:t>[TESTIGO 1]</w:t>
-      </w:r>
-      <w:r>
-        <w:t>, dominicano, mayor de edad, Cédula [Número], [Domicilio].</w:t>
-      </w:r>
-    </w:p>
-    <w:p>
-      <w:pPr>
-        <w:numPr>
-          <w:ilvl w:val="0"/>
-          <w:numId w:val="1"/>
-        </w:numPr>
-        <w:jc w:val="both"/>
-      </w:pPr>
-      <w:r>
-        <w:rPr>
-          <w:b/>
-          <w:bCs/>
-        </w:rPr>
-        <w:t>[TESTIGO 2]</w:t>
-      </w:r>
-      <w:r>
-        <w:t>, dominicano, mayor de edad, Cédula [Número], [Domicilio].</w:t>
-      </w:r>
-    </w:p>
-    <w:p>
-      <w:pPr>
-        <w:numPr>
-          <w:ilvl w:val="0"/>
-          <w:numId w:val="1"/>
-        </w:numPr>
-        <w:jc w:val="both"/>
-      </w:pPr>
-      <w:r>
-        <w:rPr>
-          <w:b/>
-          <w:bCs/>
-        </w:rPr>
-        <w:t>[TESTIGO 3]</w:t>
-      </w:r>
-      <w:r>
-        <w:t>, dominicano, mayor de edad, Cédula [Número], [Domicilio].</w:t>
-      </w:r>
-    </w:p>
-    <w:p>
-      <w:pPr>
-        <w:jc w:val="both"/>
-      </w:pPr>
-      <w:r>
-        <w:rPr>
-          <w:b/>
-          <w:bCs/>
-        </w:rPr>
-        <w:t>EL NOTARIO DOY FE:</w:t>
-      </w:r>
-      <w:r>
-        <w:t xml:space="preserve"> De haber visto personalmente al señor/a </w:t>
-      </w:r>
-      <w:r>
-        <w:rPr>
-          <w:b/>
-          <w:bCs/>
-        </w:rPr>
-        <w:t>[NOMBRE DEL INTERESADO]</w:t>
-      </w:r>
-      <w:r>
-        <w:t>, quien se encuentra presente en mi estudio profesional, con plenas facultades físicas y mentales, y cuya identidad he verificado mediante su documento de identidad original.</w:t>
-      </w:r>
-    </w:p>
-    <w:p>
-      <w:pPr>
-        <w:jc w:val="both"/>
-        <w:rPr>
-          <w:b/>
-          <w:bCs/>
-        </w:rPr>
-      </w:pPr>
-      <w:r>
-        <w:rPr>
-          <w:b/>
-          <w:bCs/>
-        </w:rPr>
-        <w:t>CLÁUSULAS</w:t>
-      </w:r>
-    </w:p>
-    <w:p>
-      <w:pPr>
-        <w:jc w:val="both"/>
-      </w:pPr>
-      <w:r>
-        <w:rPr>
-          <w:b/>
-          <w:bCs/>
-        </w:rPr>
-        <w:t>PRIMERA: DECLARACIÓN DE SUPERVIVENCIA.</w:t>
-      </w:r>
-      <w:r>
-        <w:t xml:space="preserve"> Los testigos comparecientes, previa declaración jurada de decir la verdad, declaran de manera unánime que les consta de manera personal y por el trato frecuente que mantienen con el señor/a </w:t>
-      </w:r>
-      <w:r>
-        <w:rPr>
-          <w:b/>
-          <w:bCs/>
-        </w:rPr>
-        <w:t>[NOMBRE DEL INTERESADO]</w:t>
-      </w:r>
-      <w:r>
-        <w:t xml:space="preserve">, que este </w:t>
-      </w:r>
-      <w:r>
-        <w:rPr>
-          <w:b/>
-          <w:bCs/>
-        </w:rPr>
-        <w:t>SE ENCUENTRA CON VIDA</w:t>
-      </w:r>
-      <w:r>
-        <w:t xml:space="preserve"> a la fecha de instrumentación del presente acto.</w:t>
-      </w:r>
-    </w:p>
-    <w:p>
-      <w:pPr>
-        <w:jc w:val="both"/>
-      </w:pPr>
-      <w:r>
-        <w:rPr>
-          <w:b/>
-          <w:bCs/>
-        </w:rPr>
-        <w:lastRenderedPageBreak/>
-        <w:t>SEGUNDA: OBJETO DEL ACTO.</w:t>
-      </w:r>
-      <w:r>
+        <w:rPr>
+          <w:rFonts w:ascii="Abadi" w:hAnsi="Abadi"/>
+        </w:rPr>
         <w:t xml:space="preserve"> </w:t>
       </w:r>
       <w:r>
         <w:rPr>
-          <w:b/>
-          <w:bCs/>
-        </w:rPr>
-        <w:t>EL COMPARECIENTE</w:t>
-      </w:r>
-      <w:r>
-        <w:t xml:space="preserve"> manifiesta que el presente acto de fe de vida se instrumenta con el único propósito de ser depositado ante [Institución: ej. Dirección General de Jubilaciones y Pensiones / ARS / Banco / Seguridad Social], a los fines de acreditar su supervivencia y así poder continuar percibiendo los beneficios de su pensión o haberes correspondientes.</w:t>
-      </w:r>
-    </w:p>
-    <w:p>
-      <w:pPr>
-        <w:jc w:val="both"/>
-      </w:pPr>
-      <w:r>
-        <w:rPr>
-          <w:b/>
-          <w:bCs/>
-        </w:rPr>
-        <w:t>TERCERA: RESIDENCIA.</w:t>
-      </w:r>
-      <w:r>
-        <w:t xml:space="preserve"> </w:t>
-      </w:r>
-      <w:r>
-        <w:rPr>
-          <w:b/>
-          <w:bCs/>
-        </w:rPr>
-        <w:t>EL COMPARECIENTE</w:t>
-      </w:r>
-      <w:r>
-        <w:t xml:space="preserve"> ratifica bajo la fe del juramento que su domicilio real y actual es el indicado en el encabezado de este acto, para todos los fines de comunicación y registros oficiales.</w:t>
-      </w:r>
-    </w:p>
-    <w:p>
-      <w:pPr>
-        <w:jc w:val="both"/>
-      </w:pPr>
-      <w:r>
-        <w:rPr>
-          <w:b/>
-          <w:bCs/>
-        </w:rPr>
-        <w:t>CUARTA: PENALIDAD POR PERJURIO.</w:t>
-      </w:r>
-      <w:r>
-        <w:t xml:space="preserve"> Los testigos declaran estar conscientes de que el falso testimonio ante un Notario Público conlleva las penas de prisión y multas establecidas en el Código Penal Dominicano.</w:t>
-      </w:r>
-    </w:p>
-    <w:p>
-      <w:pPr>
-        <w:jc w:val="both"/>
-      </w:pPr>
-      <w:r>
-        <w:pict w14:anchorId="38FC898F">
-          <v:rect id="_x0000_i1078" style="width:0;height:1.5pt" o:hralign="center" o:hrstd="t" o:hr="t" fillcolor="#a0a0a0" stroked="f"/>
-        </w:pict>
-      </w:r>
-    </w:p>
-    <w:p>
-      <w:pPr>
-        <w:jc w:val="both"/>
-      </w:pPr>
-      <w:r>
-        <w:rPr>
-          <w:b/>
-          <w:bCs/>
-        </w:rPr>
-        <w:t>HECHO Y PASADO POR ANTE MÍ</w:t>
-      </w:r>
-      <w:r>
-        <w:t>, en mi estudio profesional, el día y año antes indicados. He dado lectura íntegra a los comparecientes, quienes en señal de aprobación firman junto conmigo y ante mí, Notario Público que CERTIFICO Y DOY FE.</w:t>
-      </w:r>
-    </w:p>
-    <w:p>
-      <w:pPr>
-        <w:jc w:val="both"/>
+          <w:rFonts w:ascii="Abadi" w:hAnsi="Abadi"/>
+        </w:rPr>
+        <w:tab/>
+      </w:r>
+      <w:r>
+        <w:rPr>
+          <w:rFonts w:ascii="Abadi" w:hAnsi="Abadi"/>
+        </w:rPr>
+        <w:tab/>
+      </w:r>
+      <w:r>
+        <w:rPr>
+          <w:rFonts w:ascii="Abadi" w:hAnsi="Abadi"/>
+        </w:rPr>
+        <w:tab/>
+        <w:t xml:space="preserve">   </w:t>
+      </w:r>
+      <w:proofErr w:type="spellStart"/>
+      <w:r>
+        <w:rPr>
+          <w:rFonts w:ascii="Abadi" w:hAnsi="Abadi"/>
+        </w:rPr>
+        <w:t>Testigo</w:t>
+      </w:r>
+      <w:proofErr w:type="spellEnd"/>
+    </w:p>
+    <w:p>
+      <w:pPr>
+        <w:spacing w:after="0" w:line="240" w:lineRule="auto"/>
+        <w:jc w:val="center"/>
+        <w:rPr>
+          <w:rFonts w:ascii="Abadi" w:hAnsi="Abadi"/>
+        </w:rPr>
+      </w:pPr>
+    </w:p>
+    <w:p>
+      <w:pPr>
+        <w:spacing w:after="0" w:line="240" w:lineRule="auto"/>
+        <w:jc w:val="center"/>
+        <w:rPr>
+          <w:rFonts w:ascii="Abadi" w:hAnsi="Abadi"/>
+        </w:rPr>
+      </w:pPr>
+    </w:p>
+    <w:p>
+      <w:pPr>
+        <w:spacing w:after="0" w:line="240" w:lineRule="auto"/>
+        <w:jc w:val="center"/>
+        <w:rPr>
+          <w:rFonts w:ascii="Abadi" w:hAnsi="Abadi"/>
+        </w:rPr>
+      </w:pPr>
+    </w:p>
+    <w:p>
+      <w:pPr>
+        <w:spacing w:after="0" w:line="240" w:lineRule="auto"/>
+        <w:jc w:val="center"/>
+        <w:rPr>
+          <w:rFonts w:ascii="Abadi" w:hAnsi="Abadi"/>
+          <w:b/>
+          <w:bCs/>
+        </w:rPr>
+      </w:pPr>
+      <w:r>
+        <w:rPr>
+          <w:rFonts w:ascii="Abadi" w:hAnsi="Abadi"/>
+          <w:b/>
+          <w:bCs/>
+        </w:rPr>
+        <w:t>{{NOMBRE_NOTARIO}}</w:t>
+      </w:r>
+    </w:p>
+    <w:p>
+      <w:pPr>
+        <w:spacing w:after="0" w:line="240" w:lineRule="auto"/>
+        <w:jc w:val="center"/>
+        <w:rPr>
+          <w:rFonts w:ascii="Abadi" w:hAnsi="Abadi"/>
+        </w:rPr>
+      </w:pPr>
+      <w:r>
+        <w:rPr>
+          <w:rFonts w:ascii="Abadi" w:hAnsi="Abadi"/>
+        </w:rPr>
+        <w:t>Notario Público</w:t>
+      </w:r>
+    </w:p>
+    <w:p>
+      <w:pPr>
+        <w:spacing w:after="0" w:line="240" w:lineRule="auto"/>
+        <w:jc w:val="center"/>
+        <w:rPr>
+          <w:rFonts w:ascii="Abadi" w:hAnsi="Abadi"/>
+        </w:rPr>
       </w:pPr>
     </w:p>
     <w:sectPr>
-      <w:pgSz w:w="11906" w:h="16838"/>
+      <w:pgSz w:w="12240" w:h="20160" w:code="121"/>
       <w:pgMar w:top="1417" w:right="1701" w:bottom="1417" w:left="1701" w:header="708" w:footer="708" w:gutter="0"/>
       <w:cols w:space="708"/>
       <w:docGrid w:linePitch="360"/>
     </w:sectPr>
   </w:body>
 </w:document>
+</file>
+
+<file path=word/endnotes.xml><?xml version="1.0" encoding="utf-8"?>
+<w:endnotes xmlns:wpc="http://schemas.microsoft.com/office/word/2010/wordprocessingCanvas" xmlns:cx="http://schemas.microsoft.com/office/drawing/2014/chartex" xmlns:cx1="http://schemas.microsoft.com/office/drawing/2015/9/8/chartex" xmlns:cx2="http://schemas.microsoft.com/office/drawing/2015/10/21/chartex" xmlns:cx3="http://schemas.microsoft.com/office/drawing/2016/5/9/chartex" xmlns:cx4="http://schemas.microsoft.com/office/drawing/2016/5/10/chartex" xmlns:cx5="http://schemas.microsoft.com/office/drawing/2016/5/11/chartex" xmlns:cx6="http://schemas.microsoft.com/office/drawing/2016/5/12/chartex" xmlns:cx7="http://schemas.microsoft.com/office/drawing/2016/5/13/chartex" xmlns:cx8="http://schemas.microsoft.com/office/drawing/2016/5/14/chartex" xmlns:mc="http://schemas.openxmlformats.org/markup-compatibility/2006" xmlns:aink="http://schemas.microsoft.com/office/drawing/2016/ink" xmlns:am3d="http://schemas.microsoft.com/office/drawing/2017/model3d" xmlns:o="urn:schemas-microsoft-com:office:office" xmlns:oel="http://schemas.microsoft.com/office/2019/extlst" xmlns:r="http://schemas.openxmlformats.org/officeDocument/2006/relationships" xmlns:m="http://schemas.openxmlformats.org/officeDocument/2006/math" xmlns:v="urn:schemas-microsoft-com:vml" xmlns:wp14="http://schemas.microsoft.com/office/word/2010/wordprocessingDrawing" xmlns:wp="http://schemas.openxmlformats.org/drawingml/2006/wordprocessingDrawing" xmlns:w10="urn:schemas-microsoft-com:office:word" xmlns:w="http://schemas.openxmlformats.org/wordprocessingml/2006/main" xmlns:w14="http://schemas.microsoft.com/office/word/2010/wordml" xmlns:w15="http://schemas.microsoft.com/office/word/2012/wordml" xmlns:w16cex="http://schemas.microsoft.com/office/word/2018/wordml/cex" xmlns:w16cid="http://schemas.microsoft.com/office/word/2016/wordml/cid" xmlns:w16="http://schemas.microsoft.com/office/word/2018/wordml" xmlns:w16du="http://schemas.microsoft.com/office/word/2023/wordml/word16du" xmlns:w16sdtdh="http://schemas.microsoft.com/office/word/2020/wordml/sdtdatahash" xmlns:w16sdtfl="http://schemas.microsoft.com/office/word/2024/wordml/sdtformatlock" xmlns:w16se="http://schemas.microsoft.com/office/word/2015/wordml/symex" xmlns:wpg="http://schemas.microsoft.com/office/word/2010/wordprocessingGroup" xmlns:wpi="http://schemas.microsoft.com/office/word/2010/wordprocessingInk" xmlns:wne="http://schemas.microsoft.com/office/word/2006/wordml" xmlns:wps="http://schemas.microsoft.com/office/word/2010/wordprocessingShape" mc:Ignorable="w14 w15 w16se w16cid w16 w16cex w16sdtdh w16sdtfl w16du wp14">
+  <w:endnote w:type="separator" w:id="-1">
+    <w:p>
+      <w:pPr>
+        <w:spacing w:after="0" w:line="240" w:lineRule="auto"/>
+      </w:pPr>
+      <w:r>
+        <w:separator/>
+      </w:r>
+    </w:p>
+  </w:endnote>
+  <w:endnote w:type="continuationSeparator" w:id="0">
+    <w:p>
+      <w:pPr>
+        <w:spacing w:after="0" w:line="240" w:lineRule="auto"/>
+      </w:pPr>
+      <w:r>
+        <w:continuationSeparator/>
+      </w:r>
+    </w:p>
+  </w:endnote>
+</w:endnotes>
+</file>
+
+<file path=word/footnotes.xml><?xml version="1.0" encoding="utf-8"?>
+<w:footnotes xmlns:wpc="http://schemas.microsoft.com/office/word/2010/wordprocessingCanvas" xmlns:cx="http://schemas.microsoft.com/office/drawing/2014/chartex" xmlns:cx1="http://schemas.microsoft.com/office/drawing/2015/9/8/chartex" xmlns:cx2="http://schemas.microsoft.com/office/drawing/2015/10/21/chartex" xmlns:cx3="http://schemas.microsoft.com/office/drawing/2016/5/9/chartex" xmlns:cx4="http://schemas.microsoft.com/office/drawing/2016/5/10/chartex" xmlns:cx5="http://schemas.microsoft.com/office/drawing/2016/5/11/chartex" xmlns:cx6="http://schemas.microsoft.com/office/drawing/2016/5/12/chartex" xmlns:cx7="http://schemas.microsoft.com/office/drawing/2016/5/13/chartex" xmlns:cx8="http://schemas.microsoft.com/office/drawing/2016/5/14/chartex" xmlns:mc="http://schemas.openxmlformats.org/markup-compatibility/2006" xmlns:aink="http://schemas.microsoft.com/office/drawing/2016/ink" xmlns:am3d="http://schemas.microsoft.com/office/drawing/2017/model3d" xmlns:o="urn:schemas-microsoft-com:office:office" xmlns:oel="http://schemas.microsoft.com/office/2019/extlst" xmlns:r="http://schemas.openxmlformats.org/officeDocument/2006/relationships" xmlns:m="http://schemas.openxmlformats.org/officeDocument/2006/math" xmlns:v="urn:schemas-microsoft-com:vml" xmlns:wp14="http://schemas.microsoft.com/office/word/2010/wordprocessingDrawing" xmlns:wp="http://schemas.openxmlformats.org/drawingml/2006/wordprocessingDrawing" xmlns:w10="urn:schemas-microsoft-com:office:word" xmlns:w="http://schemas.openxmlformats.org/wordprocessingml/2006/main" xmlns:w14="http://schemas.microsoft.com/office/word/2010/wordml" xmlns:w15="http://schemas.microsoft.com/office/word/2012/wordml" xmlns:w16cex="http://schemas.microsoft.com/office/word/2018/wordml/cex" xmlns:w16cid="http://schemas.microsoft.com/office/word/2016/wordml/cid" xmlns:w16="http://schemas.microsoft.com/office/word/2018/wordml" xmlns:w16du="http://schemas.microsoft.com/office/word/2023/wordml/word16du" xmlns:w16sdtdh="http://schemas.microsoft.com/office/word/2020/wordml/sdtdatahash" xmlns:w16sdtfl="http://schemas.microsoft.com/office/word/2024/wordml/sdtformatlock" xmlns:w16se="http://schemas.microsoft.com/office/word/2015/wordml/symex" xmlns:wpg="http://schemas.microsoft.com/office/word/2010/wordprocessingGroup" xmlns:wpi="http://schemas.microsoft.com/office/word/2010/wordprocessingInk" xmlns:wne="http://schemas.microsoft.com/office/word/2006/wordml" xmlns:wps="http://schemas.microsoft.com/office/word/2010/wordprocessingShape" mc:Ignorable="w14 w15 w16se w16cid w16 w16cex w16sdtdh w16sdtfl w16du wp14">
+  <w:footnote w:type="separator" w:id="-1">
+    <w:p>
+      <w:pPr>
+        <w:spacing w:after="0" w:line="240" w:lineRule="auto"/>
+      </w:pPr>
+      <w:r>
+        <w:separator/>
+      </w:r>
+    </w:p>
+  </w:footnote>
+  <w:footnote w:type="continuationSeparator" w:id="0">
+    <w:p>
+      <w:pPr>
+        <w:spacing w:after="0" w:line="240" w:lineRule="auto"/>
+      </w:pPr>
+      <w:r>
+        <w:continuationSeparator/>
+      </w:r>
+    </w:p>
+  </w:footnote>
+</w:footnotes>
 </file>
 
 <file path=word/numbering.xml><?xml version="1.0" encoding="utf-8"?>
@@ -1132,6 +1821,7 @@
   <w:style w:type="character" w:default="1" w:styleId="Fuentedeprrafopredeter">
     <w:name w:val="Default Paragraph Font"/>
     <w:uiPriority w:val="1"/>
+    <w:semiHidden/>
     <w:unhideWhenUsed/>
   </w:style>
   <w:style w:type="table" w:default="1" w:styleId="Tablanormal">
@@ -1444,6 +2134,50 @@
       <w:color w:val="0F4761" w:themeColor="accent1" w:themeShade="BF"/>
       <w:spacing w:val="5"/>
     </w:rPr>
+  </w:style>
+  <w:style w:type="paragraph" w:styleId="Encabezado">
+    <w:name w:val="header"/>
+    <w:basedOn w:val="Normal"/>
+    <w:link w:val="EncabezadoCar"/>
+    <w:uiPriority w:val="99"/>
+    <w:unhideWhenUsed/>
+    <w:rsid w:val="00755345"/>
+    <w:pPr>
+      <w:tabs>
+        <w:tab w:val="center" w:pos="4252"/>
+        <w:tab w:val="right" w:pos="8504"/>
+      </w:tabs>
+      <w:spacing w:after="0" w:line="240" w:lineRule="auto"/>
+    </w:pPr>
+  </w:style>
+  <w:style w:type="character" w:customStyle="1" w:styleId="EncabezadoCar">
+    <w:name w:val="Encabezado Car"/>
+    <w:basedOn w:val="Fuentedeprrafopredeter"/>
+    <w:link w:val="Encabezado"/>
+    <w:uiPriority w:val="99"/>
+    <w:rsid w:val="00755345"/>
+  </w:style>
+  <w:style w:type="paragraph" w:styleId="Piedepgina">
+    <w:name w:val="footer"/>
+    <w:basedOn w:val="Normal"/>
+    <w:link w:val="PiedepginaCar"/>
+    <w:uiPriority w:val="99"/>
+    <w:unhideWhenUsed/>
+    <w:rsid w:val="00755345"/>
+    <w:pPr>
+      <w:tabs>
+        <w:tab w:val="center" w:pos="4252"/>
+        <w:tab w:val="right" w:pos="8504"/>
+      </w:tabs>
+      <w:spacing w:after="0" w:line="240" w:lineRule="auto"/>
+    </w:pPr>
+  </w:style>
+  <w:style w:type="character" w:customStyle="1" w:styleId="PiedepginaCar">
+    <w:name w:val="Pie de página Car"/>
+    <w:basedOn w:val="Fuentedeprrafopredeter"/>
+    <w:link w:val="Piedepgina"/>
+    <w:uiPriority w:val="99"/>
+    <w:rsid w:val="00755345"/>
   </w:style>
 </w:styles>
 </file>
